--- a/策划大作业_纸上花火/纸上花火_策划大作业_终稿(DS润色).docx
+++ b/策划大作业_纸上花火/纸上花火_策划大作业_终稿(DS润色).docx
@@ -441,93 +441,445 @@
           <w:b/>
           <w:sz w:val="22"/>
         </w:rPr>
-        <w:t>4.2　可交互旧物（每件旧物对应一段记忆）</w:t>
+        <w:t>4.2　可交互旧物（共 8 件，每件对应一片记忆，集齐即解锁结局）</w:t>
       </w:r>
     </w:p>
-    <w:p>
-      <w:pPr>
-        <w:spacing w:after="40"/>
-        <w:ind w:left="280"/>
-      </w:pPr>
-      <w:r>
-        <w:rPr>
-          <w:rFonts w:ascii="微软雅黑" w:hAnsi="微软雅黑" w:eastAsia="微软雅黑"/>
-          <w:b w:val="0"/>
-          <w:sz w:val="21"/>
-        </w:rPr>
-        <w:t>· 台式机 → 进入 QQ 空间；</w:t>
-      </w:r>
-    </w:p>
-    <w:p>
-      <w:pPr>
-        <w:spacing w:after="40"/>
-        <w:ind w:left="280"/>
-      </w:pPr>
-      <w:r>
-        <w:rPr>
-          <w:rFonts w:ascii="微软雅黑" w:hAnsi="微软雅黑" w:eastAsia="微软雅黑"/>
-          <w:b w:val="0"/>
-          <w:sz w:val="21"/>
-        </w:rPr>
-        <w:t>· 卡带机 / MP3 → 播放年代歌曲（原创致敬版本，规避版权风险）；</w:t>
-      </w:r>
-    </w:p>
-    <w:p>
-      <w:pPr>
-        <w:spacing w:after="40"/>
-        <w:ind w:left="280"/>
-      </w:pPr>
-      <w:r>
-        <w:rPr>
-          <w:rFonts w:ascii="微软雅黑" w:hAnsi="微软雅黑" w:eastAsia="微软雅黑"/>
-          <w:b w:val="0"/>
-          <w:sz w:val="21"/>
-        </w:rPr>
-        <w:t>· 花火杂志 → 可翻页，呈现竖排古早言情金句；</w:t>
-      </w:r>
-    </w:p>
-    <w:p>
-      <w:pPr>
-        <w:spacing w:after="40"/>
-        <w:ind w:left="280"/>
-      </w:pPr>
-      <w:r>
-        <w:rPr>
-          <w:rFonts w:ascii="微软雅黑" w:hAnsi="微软雅黑" w:eastAsia="微软雅黑"/>
-          <w:b w:val="0"/>
-          <w:sz w:val="21"/>
-        </w:rPr>
-        <w:t>· 同学录 → 手写体留言展示；</w:t>
-      </w:r>
-    </w:p>
-    <w:p>
-      <w:pPr>
-        <w:spacing w:after="40"/>
-        <w:ind w:left="280"/>
-      </w:pPr>
-      <w:r>
-        <w:rPr>
-          <w:rFonts w:ascii="微软雅黑" w:hAnsi="微软雅黑" w:eastAsia="微软雅黑"/>
-          <w:b w:val="0"/>
-          <w:sz w:val="21"/>
-        </w:rPr>
-        <w:t>· 钢笔与信纸 → 写一封「寄不出的信」（可选择封存或点燃）；</w:t>
-      </w:r>
-    </w:p>
-    <w:p>
-      <w:pPr>
-        <w:spacing w:after="40"/>
-        <w:ind w:left="280"/>
-      </w:pPr>
-      <w:r>
-        <w:rPr>
-          <w:rFonts w:ascii="微软雅黑" w:hAnsi="微软雅黑" w:eastAsia="微软雅黑"/>
-          <w:b w:val="0"/>
-          <w:sz w:val="21"/>
-        </w:rPr>
-        <w:t>· 拍立得 → 取景拍摄后吐出做旧照片，可粘贴至相片墙。</w:t>
-      </w:r>
-    </w:p>
+    <w:tbl>
+      <w:tblPr>
+        <w:tblStyle w:val="TableGrid"/>
+        <w:tblW w:type="auto" w:w="0"/>
+        <w:tblLook w:firstColumn="1" w:firstRow="1" w:lastColumn="0" w:lastRow="0" w:noHBand="0" w:noVBand="1" w:val="04A0"/>
+      </w:tblPr>
+      <w:tblGrid>
+        <w:gridCol w:w="2880"/>
+        <w:gridCol w:w="2880"/>
+        <w:gridCol w:w="2880"/>
+      </w:tblGrid>
+      <w:tr>
+        <w:tc>
+          <w:tcPr>
+            <w:tcW w:type="dxa" w:w="2880"/>
+          </w:tcPr>
+          <w:p>
+            <w:r>
+              <w:rPr>
+                <w:rFonts w:ascii="微软雅黑" w:hAnsi="微软雅黑" w:eastAsia="微软雅黑"/>
+                <w:b/>
+                <w:sz w:val="19"/>
+              </w:rPr>
+              <w:t>旧物</w:t>
+            </w:r>
+          </w:p>
+        </w:tc>
+        <w:tc>
+          <w:tcPr>
+            <w:tcW w:type="dxa" w:w="2880"/>
+          </w:tcPr>
+          <w:p>
+            <w:r>
+              <w:rPr>
+                <w:rFonts w:ascii="微软雅黑" w:hAnsi="微软雅黑" w:eastAsia="微软雅黑"/>
+                <w:b/>
+                <w:sz w:val="19"/>
+              </w:rPr>
+              <w:t>交互方式</w:t>
+            </w:r>
+          </w:p>
+        </w:tc>
+        <w:tc>
+          <w:tcPr>
+            <w:tcW w:type="dxa" w:w="2880"/>
+          </w:tcPr>
+          <w:p>
+            <w:r>
+              <w:rPr>
+                <w:rFonts w:ascii="微软雅黑" w:hAnsi="微软雅黑" w:eastAsia="微软雅黑"/>
+                <w:b/>
+                <w:sz w:val="19"/>
+              </w:rPr>
+              <w:t>唤起的记忆</w:t>
+            </w:r>
+          </w:p>
+        </w:tc>
+      </w:tr>
+      <w:tr>
+        <w:tc>
+          <w:tcPr>
+            <w:tcW w:type="dxa" w:w="2880"/>
+          </w:tcPr>
+          <w:p>
+            <w:r>
+              <w:rPr>
+                <w:rFonts w:ascii="微软雅黑" w:hAnsi="微软雅黑" w:eastAsia="微软雅黑"/>
+                <w:b w:val="0"/>
+                <w:sz w:val="19"/>
+              </w:rPr>
+              <w:t>老式台式机</w:t>
+            </w:r>
+          </w:p>
+        </w:tc>
+        <w:tc>
+          <w:tcPr>
+            <w:tcW w:type="dxa" w:w="2880"/>
+          </w:tcPr>
+          <w:p>
+            <w:r>
+              <w:rPr>
+                <w:rFonts w:ascii="微软雅黑" w:hAnsi="微软雅黑" w:eastAsia="微软雅黑"/>
+                <w:b w:val="0"/>
+                <w:sz w:val="19"/>
+              </w:rPr>
+              <w:t>开机后点击进入 QQ 空间（闪图、非主流签名、自动播放的空间音乐、踩一踩）</w:t>
+            </w:r>
+          </w:p>
+        </w:tc>
+        <w:tc>
+          <w:tcPr>
+            <w:tcW w:type="dxa" w:w="2880"/>
+          </w:tcPr>
+          <w:p>
+            <w:r>
+              <w:rPr>
+                <w:rFonts w:ascii="微软雅黑" w:hAnsi="微软雅黑" w:eastAsia="微软雅黑"/>
+                <w:b w:val="0"/>
+                <w:sz w:val="19"/>
+              </w:rPr>
+              <w:t>那年的网络青春</w:t>
+            </w:r>
+          </w:p>
+        </w:tc>
+      </w:tr>
+      <w:tr>
+        <w:tc>
+          <w:tcPr>
+            <w:tcW w:type="dxa" w:w="2880"/>
+          </w:tcPr>
+          <w:p>
+            <w:r>
+              <w:rPr>
+                <w:rFonts w:ascii="微软雅黑" w:hAnsi="微软雅黑" w:eastAsia="微软雅黑"/>
+                <w:b w:val="0"/>
+                <w:sz w:val="19"/>
+              </w:rPr>
+              <w:t>卡带机 / MP3</w:t>
+            </w:r>
+          </w:p>
+        </w:tc>
+        <w:tc>
+          <w:tcPr>
+            <w:tcW w:type="dxa" w:w="2880"/>
+          </w:tcPr>
+          <w:p>
+            <w:r>
+              <w:rPr>
+                <w:rFonts w:ascii="微软雅黑" w:hAnsi="微软雅黑" w:eastAsia="微软雅黑"/>
+                <w:b w:val="0"/>
+                <w:sz w:val="19"/>
+              </w:rPr>
+              <w:t>放入磁带或戴上耳机，播放年代歌曲（原创致敬版本，规避版权）</w:t>
+            </w:r>
+          </w:p>
+        </w:tc>
+        <w:tc>
+          <w:tcPr>
+            <w:tcW w:type="dxa" w:w="2880"/>
+          </w:tcPr>
+          <w:p>
+            <w:r>
+              <w:rPr>
+                <w:rFonts w:ascii="微软雅黑" w:hAnsi="微软雅黑" w:eastAsia="微软雅黑"/>
+                <w:b w:val="0"/>
+                <w:sz w:val="19"/>
+              </w:rPr>
+              <w:t>一首歌，一段心事</w:t>
+            </w:r>
+          </w:p>
+        </w:tc>
+      </w:tr>
+      <w:tr>
+        <w:tc>
+          <w:tcPr>
+            <w:tcW w:type="dxa" w:w="2880"/>
+          </w:tcPr>
+          <w:p>
+            <w:r>
+              <w:rPr>
+                <w:rFonts w:ascii="微软雅黑" w:hAnsi="微软雅黑" w:eastAsia="微软雅黑"/>
+                <w:b w:val="0"/>
+                <w:sz w:val="19"/>
+              </w:rPr>
+              <w:t>花火 / 飞言情杂志</w:t>
+            </w:r>
+          </w:p>
+        </w:tc>
+        <w:tc>
+          <w:tcPr>
+            <w:tcW w:type="dxa" w:w="2880"/>
+          </w:tcPr>
+          <w:p>
+            <w:r>
+              <w:rPr>
+                <w:rFonts w:ascii="微软雅黑" w:hAnsi="微软雅黑" w:eastAsia="微软雅黑"/>
+                <w:b w:val="0"/>
+                <w:sz w:val="19"/>
+              </w:rPr>
+              <w:t>抓取并翻页，呈现古早言情插画与竖排金句</w:t>
+            </w:r>
+          </w:p>
+        </w:tc>
+        <w:tc>
+          <w:tcPr>
+            <w:tcW w:type="dxa" w:w="2880"/>
+          </w:tcPr>
+          <w:p>
+            <w:r>
+              <w:rPr>
+                <w:rFonts w:ascii="微软雅黑" w:hAnsi="微软雅黑" w:eastAsia="微软雅黑"/>
+                <w:b w:val="0"/>
+                <w:sz w:val="19"/>
+              </w:rPr>
+              <w:t>课桌下偷看的言情</w:t>
+            </w:r>
+          </w:p>
+        </w:tc>
+      </w:tr>
+      <w:tr>
+        <w:tc>
+          <w:tcPr>
+            <w:tcW w:type="dxa" w:w="2880"/>
+          </w:tcPr>
+          <w:p>
+            <w:r>
+              <w:rPr>
+                <w:rFonts w:ascii="微软雅黑" w:hAnsi="微软雅黑" w:eastAsia="微软雅黑"/>
+                <w:b w:val="0"/>
+                <w:sz w:val="19"/>
+              </w:rPr>
+              <w:t>同学录</w:t>
+            </w:r>
+          </w:p>
+        </w:tc>
+        <w:tc>
+          <w:tcPr>
+            <w:tcW w:type="dxa" w:w="2880"/>
+          </w:tcPr>
+          <w:p>
+            <w:r>
+              <w:rPr>
+                <w:rFonts w:ascii="微软雅黑" w:hAnsi="微软雅黑" w:eastAsia="微软雅黑"/>
+                <w:b w:val="0"/>
+                <w:sz w:val="19"/>
+              </w:rPr>
+              <w:t>翻开，展示手写体留言「给十年后的你」</w:t>
+            </w:r>
+          </w:p>
+        </w:tc>
+        <w:tc>
+          <w:tcPr>
+            <w:tcW w:type="dxa" w:w="2880"/>
+          </w:tcPr>
+          <w:p>
+            <w:r>
+              <w:rPr>
+                <w:rFonts w:ascii="微软雅黑" w:hAnsi="微软雅黑" w:eastAsia="微软雅黑"/>
+                <w:b w:val="0"/>
+                <w:sz w:val="19"/>
+              </w:rPr>
+              <w:t>毕业季</w:t>
+            </w:r>
+          </w:p>
+        </w:tc>
+      </w:tr>
+      <w:tr>
+        <w:tc>
+          <w:tcPr>
+            <w:tcW w:type="dxa" w:w="2880"/>
+          </w:tcPr>
+          <w:p>
+            <w:r>
+              <w:rPr>
+                <w:rFonts w:ascii="微软雅黑" w:hAnsi="微软雅黑" w:eastAsia="微软雅黑"/>
+                <w:b w:val="0"/>
+                <w:sz w:val="19"/>
+              </w:rPr>
+              <w:t>大头贴墙</w:t>
+            </w:r>
+          </w:p>
+        </w:tc>
+        <w:tc>
+          <w:tcPr>
+            <w:tcW w:type="dxa" w:w="2880"/>
+          </w:tcPr>
+          <w:p>
+            <w:r>
+              <w:rPr>
+                <w:rFonts w:ascii="微软雅黑" w:hAnsi="微软雅黑" w:eastAsia="微软雅黑"/>
+                <w:b w:val="0"/>
+                <w:sz w:val="19"/>
+              </w:rPr>
+              <w:t>拼贴大头贴的小互动</w:t>
+            </w:r>
+          </w:p>
+        </w:tc>
+        <w:tc>
+          <w:tcPr>
+            <w:tcW w:type="dxa" w:w="2880"/>
+          </w:tcPr>
+          <w:p>
+            <w:r>
+              <w:rPr>
+                <w:rFonts w:ascii="微软雅黑" w:hAnsi="微软雅黑" w:eastAsia="微软雅黑"/>
+                <w:b w:val="0"/>
+                <w:sz w:val="19"/>
+              </w:rPr>
+              <w:t>和好朋友的合照</w:t>
+            </w:r>
+          </w:p>
+        </w:tc>
+      </w:tr>
+      <w:tr>
+        <w:tc>
+          <w:tcPr>
+            <w:tcW w:type="dxa" w:w="2880"/>
+          </w:tcPr>
+          <w:p>
+            <w:r>
+              <w:rPr>
+                <w:rFonts w:ascii="微软雅黑" w:hAnsi="微软雅黑" w:eastAsia="微软雅黑"/>
+                <w:b w:val="0"/>
+                <w:sz w:val="19"/>
+              </w:rPr>
+              <w:t>钢笔与信纸</w:t>
+            </w:r>
+          </w:p>
+        </w:tc>
+        <w:tc>
+          <w:tcPr>
+            <w:tcW w:type="dxa" w:w="2880"/>
+          </w:tcPr>
+          <w:p>
+            <w:r>
+              <w:rPr>
+                <w:rFonts w:ascii="微软雅黑" w:hAnsi="微软雅黑" w:eastAsia="微软雅黑"/>
+                <w:b w:val="0"/>
+                <w:sz w:val="19"/>
+              </w:rPr>
+              <w:t>手柄书写或语音，写一封「寄不出的信」，可封存或点燃</w:t>
+            </w:r>
+          </w:p>
+        </w:tc>
+        <w:tc>
+          <w:tcPr>
+            <w:tcW w:type="dxa" w:w="2880"/>
+          </w:tcPr>
+          <w:p>
+            <w:r>
+              <w:rPr>
+                <w:rFonts w:ascii="微软雅黑" w:hAnsi="微软雅黑" w:eastAsia="微软雅黑"/>
+                <w:b w:val="0"/>
+                <w:sz w:val="19"/>
+              </w:rPr>
+              <w:t>没说出口的话</w:t>
+            </w:r>
+          </w:p>
+        </w:tc>
+      </w:tr>
+      <w:tr>
+        <w:tc>
+          <w:tcPr>
+            <w:tcW w:type="dxa" w:w="2880"/>
+          </w:tcPr>
+          <w:p>
+            <w:r>
+              <w:rPr>
+                <w:rFonts w:ascii="微软雅黑" w:hAnsi="微软雅黑" w:eastAsia="微软雅黑"/>
+                <w:b w:val="0"/>
+                <w:sz w:val="19"/>
+              </w:rPr>
+              <w:t>拍立得相机</w:t>
+            </w:r>
+          </w:p>
+        </w:tc>
+        <w:tc>
+          <w:tcPr>
+            <w:tcW w:type="dxa" w:w="2880"/>
+          </w:tcPr>
+          <w:p>
+            <w:r>
+              <w:rPr>
+                <w:rFonts w:ascii="微软雅黑" w:hAnsi="微软雅黑" w:eastAsia="微软雅黑"/>
+                <w:b w:val="0"/>
+                <w:sz w:val="19"/>
+              </w:rPr>
+              <w:t>取景按下快门，吐出做旧照片并贴上相片墙</w:t>
+            </w:r>
+          </w:p>
+        </w:tc>
+        <w:tc>
+          <w:tcPr>
+            <w:tcW w:type="dxa" w:w="2880"/>
+          </w:tcPr>
+          <w:p>
+            <w:r>
+              <w:rPr>
+                <w:rFonts w:ascii="微软雅黑" w:hAnsi="微软雅黑" w:eastAsia="微软雅黑"/>
+                <w:b w:val="0"/>
+                <w:sz w:val="19"/>
+              </w:rPr>
+              <w:t>把此刻收藏起来</w:t>
+            </w:r>
+          </w:p>
+        </w:tc>
+      </w:tr>
+      <w:tr>
+        <w:tc>
+          <w:tcPr>
+            <w:tcW w:type="dxa" w:w="2880"/>
+          </w:tcPr>
+          <w:p>
+            <w:r>
+              <w:rPr>
+                <w:rFonts w:ascii="微软雅黑" w:hAnsi="微软雅黑" w:eastAsia="微软雅黑"/>
+                <w:b w:val="0"/>
+                <w:sz w:val="19"/>
+              </w:rPr>
+              <w:t>日历 / 闹钟</w:t>
+            </w:r>
+          </w:p>
+        </w:tc>
+        <w:tc>
+          <w:tcPr>
+            <w:tcW w:type="dxa" w:w="2880"/>
+          </w:tcPr>
+          <w:p>
+            <w:r>
+              <w:rPr>
+                <w:rFonts w:ascii="微软雅黑" w:hAnsi="微软雅黑" w:eastAsia="微软雅黑"/>
+                <w:b w:val="0"/>
+                <w:sz w:val="19"/>
+              </w:rPr>
+              <w:t>撕下日历或按停闹钟，推进「那年夏天」的时间线</w:t>
+            </w:r>
+          </w:p>
+        </w:tc>
+        <w:tc>
+          <w:tcPr>
+            <w:tcW w:type="dxa" w:w="2880"/>
+          </w:tcPr>
+          <w:p>
+            <w:r>
+              <w:rPr>
+                <w:rFonts w:ascii="微软雅黑" w:hAnsi="微软雅黑" w:eastAsia="微软雅黑"/>
+                <w:b w:val="0"/>
+                <w:sz w:val="19"/>
+              </w:rPr>
+              <w:t>倒数着的暑假</w:t>
+            </w:r>
+          </w:p>
+        </w:tc>
+      </w:tr>
+    </w:tbl>
+    <w:p/>
     <w:p>
       <w:pPr>
         <w:spacing w:after="80"/>
